--- a/testakten/statusfeststellung-gmbh-geschaeftsfuehrer-minderheit-erlangen/22_klageerwiderung_drv.docx
+++ b/testakten/statusfeststellung-gmbh-geschaeftsfuehrer-minderheit-erlangen/22_klageerwiderung_drv.docx
@@ -32,7 +32,7 @@
           <w:i w:val="0"/>
           <w:sz w:val="22"/>
         </w:rPr>
-        <w:t>Ruhrstrasse 2, 10709 Berlin</w:t>
+        <w:t>Ruhrstraße 2, 10709 Berlin</w:t>
       </w:r>
     </w:p>
     <w:p/>
@@ -101,7 +101,7 @@
         <w:pStyle w:val="Heading2"/>
       </w:pPr>
       <w:r>
-        <w:t>2 Begruendung</w:t>
+        <w:t>2 Begründung</w:t>
       </w:r>
     </w:p>
     <w:p>
@@ -112,7 +112,7 @@
           <w:i w:val="0"/>
           <w:sz w:val="22"/>
         </w:rPr>
-        <w:t>2.1 Die von den Klaegern angefuehrte Sperrminoritaet nach Paragraf 6.5 des Gesellschaftsvertrags ist gegenstaendlich eng begrenzt. Sie betrifft ausschliesslich Weisungen, die eine laufende klinische Studie unmittelbar unterbrechen, sowie Aenderungen des Ressorts des Klaegers zu 2. Sie erstreckt sich nicht auf Beschluesse zur Abberufung, zur Verguetung, zur Feststellung des Jahresabschlusses oder zu sonstigen fuer die Statusbeurteilung zentralen Fragen.</w:t>
+        <w:t>2.1 Die von den Klägern angeführte Sperrminorität nach Paragraf 6.5 des Gesellschaftsvertrags ist gegenständlich eng begrenzt. Sie betrifft ausschließlich Weisungen, die eine laufende klinische Studie unmittelbar unterbrechen, sowie Änderungen des Ressorts des Klägers zu 2. Sie erstreckt sich nicht auf Beschlüsse zur Abberufung, zur Vergütung, zur Feststellung des Jahresabschlusses oder zu sonstigen für die Statusbeurteilung zentralen Fragen.</w:t>
       </w:r>
     </w:p>
     <w:p>
@@ -123,7 +123,7 @@
           <w:i w:val="0"/>
           <w:sz w:val="22"/>
         </w:rPr>
-        <w:t>2.2 Nach der Rechtsprechung des Bundessozialgerichts genuegt eine derart punktuelle Sperrminoritaet nicht, um eine umfassende Rechtsmacht zu begruenden, die es dem Gesellschafter-Geschaeftsfuehrer erlaubt, ihm nicht genehme Weisungen in allen fuer das Anstellungsverhaeltnis wesentlichen Fragen zu verhindern (Bundessozialgericht, Urteil vom 08.07.2020, B 12 R 6/19 R).</w:t>
+        <w:t>2.2 Nach der Rechtsprechung des Bundessozialgerichts genügt eine derart punktuelle Sperrminorität nicht, um eine umfassende Rechtsmacht zu begründen, die es dem Gesellschafter-Geschäftsführer erlaubt, ihm nicht genehme Weisungen in allen für das Anstellungsverhältnis wesentlichen Fragen zu verhindern (Bundessozialgericht, Urteil vom 08.07.2020, B 12 R 6/19 R).</w:t>
       </w:r>
     </w:p>
     <w:p>
@@ -134,7 +134,7 @@
           <w:i w:val="0"/>
           <w:sz w:val="22"/>
         </w:rPr>
-        <w:t>2.3 Die Beiratsprotokolle belegen im Uebrigen, dass der Beirat wiederholt in die operative Fuehrung eingegriffen hat, etwa durch die Weisung zur Verschiebung von Neueinstellungen vom 06.05.2026 und durch die Verweigerung des Budgets fuer die zweite klinische Studie am 14.02.2025, wo der Klaeger zu 2 lediglich ein Alternativbudget vorlegen, die Verschiebung aber letztlich hinnehmen musste.</w:t>
+        <w:t>2.3 Die Beiratsprotokolle belegen im Übrigen, dass der Beirat wiederholt in die operative Führung eingegriffen hat, etwa durch die Weisung zur Verschiebung von Neueinstellungen vom 06.05.2026 und durch die Verweigerung des Budgets für die zweite klinische Studie am 14.02.2025, wo der Kläger zu 2 lediglich ein Alternativbudget vorlegen, die Verschiebung aber letztlich hinnehmen musste.</w:t>
       </w:r>
     </w:p>
     <w:p>
@@ -145,7 +145,7 @@
           <w:i w:val="0"/>
           <w:sz w:val="22"/>
         </w:rPr>
-        <w:t>2.4 Die persoenliche Buergschaft begruendet ein zivilrechtliches Haftungsrisiko gegenueber der Bank, nicht jedoch eine gesellschaftsrechtliche Rechtsmacht gegenueber der Klaegerin zu 1 und ihren Organen. Nach der Rechtsprechung des Bundessozialgerichts ist ein Unternehmerrisiko nur dann von Bedeutung, wenn ihm eine entsprechende Rechtsmacht gegenuebersteht (Bundessozialgericht, Urteil vom 14.03.2018, B 12 KR 13/17 R).</w:t>
+        <w:t>2.4 Die persönliche Bürgschaft begründet ein zivilrechtliches Haftungsrisiko gegenüber der Bank, nicht jedoch eine gesellschaftsrechtliche Rechtsmacht gegenüber der Klägerin zu 1 und ihren Organen. Nach der Rechtsprechung des Bundessozialgerichts ist ein Unternehmerrisiko nur dann von Bedeutung, wenn ihm eine entsprechende Rechtsmacht gegenübersteht (Bundessozialgericht, Urteil vom 14.03.2018, B 12 KR 13/17 R).</w:t>
       </w:r>
     </w:p>
     <w:p>
@@ -156,7 +156,7 @@
           <w:i w:val="0"/>
           <w:sz w:val="22"/>
         </w:rPr>
-        <w:t>2.5 Die vertraglichen Regelungen zu Verguetung, Urlaub und Entgeltfortzahlung entsprechen typischen Arbeitnehmerschutzrechten und sind im Rahmen der Gesamtwuerdigung zu beruecksichtigen.</w:t>
+        <w:t>2.5 Die vertraglichen Regelungen zu Vergütung, Urlaub und Entgeltfortzahlung entsprechen typischen Arbeitnehmerschutzrechten und sind im Rahmen der Gesamtwürdigung zu berücksichtigen.</w:t>
       </w:r>
     </w:p>
     <w:p>
@@ -164,7 +164,7 @@
         <w:pStyle w:val="Heading2"/>
       </w:pPr>
       <w:r>
-        <w:t>3 Hinweis zur gebotenen Gesamtwuerdigung</w:t>
+        <w:t>3 Hinweis zur gebotenen Gesamtwürdigung</w:t>
       </w:r>
     </w:p>
     <w:p>
@@ -175,7 +175,7 @@
           <w:i w:val="0"/>
           <w:sz w:val="22"/>
         </w:rPr>
-        <w:t>Die Beklagte regt an, im Rahmen der muendlichen Verhandlung insbesondere die tatsaechliche Handhabung der Sperrminoritaet seit September 2025 sowie den Umgang mit der variablen Verguetung in den Jahren 2023 bis 2025 aufzuklaeren.</w:t>
+        <w:t>Die Beklagte regt an, im Rahmen der mündlichen Verhandlung insbesondere die tatsächliche Handhabung der Sperrminorität seit September 2025 sowie den Umgang mit der variablen Vergütung in den Jahren 2023 bis 2025 aufzuklären.</w:t>
       </w:r>
     </w:p>
     <w:p>
@@ -189,25 +189,101 @@
         <w:t>i.A. Prozessvertretung Statusfeststellung</w:t>
       </w:r>
     </w:p>
-    <w:p>
-      <w:r>
-        <w:rPr>
-          <w:rFonts w:ascii="Times New Roman" w:hAnsi="Times New Roman"/>
-          <w:b w:val="0"/>
-          <w:i w:val="0"/>
-          <w:sz w:val="22"/>
-        </w:rPr>
-        <w:t>Formathinweis: Dieses Aktenstück wird in Times New Roman, 11 pt, mit ausschließlich dezimaler Gliederung ausgegeben.</w:t>
-      </w:r>
-    </w:p>
     <w:sectPr>
-      <w:pgSz w:w="12240" w:h="15840"/>
-      <w:pgMar w:top="1440" w:right="1800" w:bottom="1440" w:left="1800" w:header="720" w:footer="720" w:gutter="0"/>
+      <w:headerReference w:type="default" r:id="rId9"/>
+      <w:footerReference w:type="default" r:id="rId10"/>
+      <w:pgSz w:w="11906" w:h="16838"/>
+      <w:pgMar w:top="1440" w:right="1800" w:bottom="1440" w:left="1800" w:header="680" w:footer="567" w:gutter="0"/>
       <w:cols w:space="720"/>
       <w:docGrid w:linePitch="360"/>
     </w:sectPr>
   </w:body>
 </w:document>
+</file>
+
+<file path=word/footer1.xml><?xml version="1.0" encoding="utf-8"?>
+<w:ftr xmlns:m="http://schemas.openxmlformats.org/officeDocument/2006/math" xmlns:mc="http://schemas.openxmlformats.org/markup-compatibility/2006" xmlns:mo="http://schemas.microsoft.com/office/mac/office/2008/main" xmlns:mv="urn:schemas-microsoft-com:mac:vml" xmlns:o="urn:schemas-microsoft-com:office:office" xmlns:r="http://schemas.openxmlformats.org/officeDocument/2006/relationships" xmlns:v="urn:schemas-microsoft-com:vml" xmlns:w10="urn:schemas-microsoft-com:office:word" xmlns:w14="http://schemas.microsoft.com/office/word/2010/wordml" xmlns:w="http://schemas.openxmlformats.org/wordprocessingml/2006/main" xmlns:wne="http://schemas.microsoft.com/office/word/2006/wordml" xmlns:wp14="http://schemas.microsoft.com/office/word/2010/wordprocessingDrawing" xmlns:wp="http://schemas.openxmlformats.org/drawingml/2006/wordprocessingDrawing" xmlns:wpc="http://schemas.microsoft.com/office/word/2010/wordprocessingCanvas" xmlns:wpg="http://schemas.microsoft.com/office/word/2010/wordprocessingGroup" xmlns:wpi="http://schemas.microsoft.com/office/word/2010/wordprocessingInk" xmlns:wps="http://schemas.microsoft.com/office/word/2010/wordprocessingShape" mc:Ignorable="w14 wp14">
+  <w:p>
+    <w:pPr>
+      <w:pStyle w:val="Footer"/>
+      <w:tabs>
+        <w:tab w:pos="9071" w:val="right"/>
+      </w:tabs>
+      <w:jc w:val="left"/>
+    </w:pPr>
+    <w:r>
+      <w:rPr>
+        <w:rFonts w:ascii="Times New Roman" w:hAnsi="Times New Roman"/>
+        <w:color w:val="6B6B66"/>
+        <w:sz w:val="16"/>
+      </w:rPr>
+    </w:r>
+    <w:r>
+      <w:rPr>
+        <w:rFonts w:ascii="Times New Roman" w:hAnsi="Times New Roman"/>
+        <w:color w:val="6B6B66"/>
+        <w:sz w:val="16"/>
+      </w:rPr>
+      <w:t>Deutsche Rentenversicherung Bund</w:t>
+    </w:r>
+    <w:r>
+      <w:rPr>
+        <w:rFonts w:ascii="Times New Roman" w:hAnsi="Times New Roman"/>
+        <w:color w:val="6B6B66"/>
+        <w:sz w:val="16"/>
+      </w:rPr>
+      <w:tab/>
+      <w:t xml:space="preserve">Seite </w:t>
+    </w:r>
+    <w:r>
+      <w:rPr>
+        <w:rFonts w:ascii="Times New Roman" w:hAnsi="Times New Roman"/>
+        <w:color w:val="6B6B66"/>
+        <w:sz w:val="16"/>
+      </w:rPr>
+      <w:fldChar w:fldCharType="begin"/>
+      <w:instrText xml:space="preserve"> PAGE </w:instrText>
+      <w:fldChar w:fldCharType="end"/>
+    </w:r>
+  </w:p>
+</w:ftr>
+</file>
+
+<file path=word/header1.xml><?xml version="1.0" encoding="utf-8"?>
+<w:hdr xmlns:m="http://schemas.openxmlformats.org/officeDocument/2006/math" xmlns:mc="http://schemas.openxmlformats.org/markup-compatibility/2006" xmlns:mo="http://schemas.microsoft.com/office/mac/office/2008/main" xmlns:mv="urn:schemas-microsoft-com:mac:vml" xmlns:o="urn:schemas-microsoft-com:office:office" xmlns:r="http://schemas.openxmlformats.org/officeDocument/2006/relationships" xmlns:v="urn:schemas-microsoft-com:vml" xmlns:w10="urn:schemas-microsoft-com:office:word" xmlns:w14="http://schemas.microsoft.com/office/word/2010/wordml" xmlns:w="http://schemas.openxmlformats.org/wordprocessingml/2006/main" xmlns:wne="http://schemas.microsoft.com/office/word/2006/wordml" xmlns:wp14="http://schemas.microsoft.com/office/word/2010/wordprocessingDrawing" xmlns:wp="http://schemas.openxmlformats.org/drawingml/2006/wordprocessingDrawing" xmlns:wpc="http://schemas.microsoft.com/office/word/2010/wordprocessingCanvas" xmlns:wpg="http://schemas.microsoft.com/office/word/2010/wordprocessingGroup" xmlns:wpi="http://schemas.microsoft.com/office/word/2010/wordprocessingInk" xmlns:wps="http://schemas.microsoft.com/office/word/2010/wordprocessingShape" mc:Ignorable="w14 wp14">
+  <w:p>
+    <w:pPr>
+      <w:pStyle w:val="Header"/>
+      <w:jc w:val="left"/>
+    </w:pPr>
+    <w:r/>
+    <w:r>
+      <w:rPr>
+        <w:rFonts w:ascii="Times New Roman" w:hAnsi="Times New Roman"/>
+        <w:b/>
+        <w:color w:val="3B3F45"/>
+        <w:sz w:val="24"/>
+      </w:rPr>
+      <w:t>Deutsche Rentenversicherung Bund</w:t>
+    </w:r>
+  </w:p>
+  <w:p>
+    <w:pPr>
+      <w:jc w:val="left"/>
+      <w:pBdr>
+        <w:bottom w:val="single" w:sz="6" w:space="2" w:color="3B3F45"/>
+      </w:pBdr>
+    </w:pPr>
+    <w:r>
+      <w:rPr>
+        <w:rFonts w:ascii="Times New Roman" w:hAnsi="Times New Roman"/>
+        <w:color w:val="6B6B66"/>
+        <w:sz w:val="16"/>
+      </w:rPr>
+      <w:t>Behörde · Aktenzeichen: SV-2023-771402-VOGT - Berlin</w:t>
+    </w:r>
+  </w:p>
+</w:hdr>
 </file>
 
 <file path=word/numbering.xml><?xml version="1.0" encoding="utf-8"?>
